--- a/SHS/Group 6_Manuscript_2025.4.docx
+++ b/SHS/Group 6_Manuscript_2025.4.docx
@@ -1462,6 +1462,9 @@
       <w:pPr>
         <w:spacing w:after="0" w:line="480" w:lineRule="auto"/>
         <w:jc w:val="both"/>
+        <w:rPr>
+          <w:rFonts w:ascii="Arial" w:hAnsi="Arial" w:cs="Arial"/>
+        </w:rPr>
       </w:pPr>
       <w:r>
         <w:rPr>
@@ -1578,28 +1581,7 @@
       <w:pPr>
         <w:spacing w:after="0" w:line="480" w:lineRule="auto"/>
         <w:jc w:val="both"/>
-        <w:rPr>
-          <w:rFonts w:ascii="Arial" w:hAnsi="Arial" w:cs="Arial"/>
-          <w:b/>
-          <w:bCs/>
-        </w:rPr>
-      </w:pPr>
-      <w:r>
-        <w:rPr>
-          <w:rFonts w:ascii="Arial" w:hAnsi="Arial" w:cs="Arial"/>
-          <w:b/>
-          <w:bCs/>
-        </w:rPr>
-        <w:t xml:space="preserve">C. </w:t>
-      </w:r>
-      <w:r>
-        <w:rPr>
-          <w:rFonts w:ascii="Arial" w:hAnsi="Arial" w:cs="Arial"/>
-          <w:b/>
-          <w:bCs/>
-        </w:rPr>
-        <w:t>Gamification theory</w:t>
-      </w:r>
+      </w:pPr>
     </w:p>
     <w:p>
       <w:pPr>
@@ -1607,15 +1589,42 @@
         <w:jc w:val="both"/>
         <w:rPr>
           <w:rFonts w:ascii="Arial" w:hAnsi="Arial" w:cs="Arial"/>
-        </w:rPr>
-      </w:pPr>
-      <w:r>
-        <w:rPr>
-          <w:rFonts w:ascii="Arial" w:hAnsi="Arial" w:cs="Arial"/>
           <w:b/>
           <w:bCs/>
         </w:rPr>
+      </w:pPr>
+      <w:r>
+        <w:rPr>
+          <w:rFonts w:ascii="Arial" w:hAnsi="Arial" w:cs="Arial"/>
+          <w:b/>
+          <w:bCs/>
+        </w:rPr>
         <w:lastRenderedPageBreak/>
+        <w:t xml:space="preserve">C. </w:t>
+      </w:r>
+      <w:r>
+        <w:rPr>
+          <w:rFonts w:ascii="Arial" w:hAnsi="Arial" w:cs="Arial"/>
+          <w:b/>
+          <w:bCs/>
+        </w:rPr>
+        <w:t>Gamification theory</w:t>
+      </w:r>
+    </w:p>
+    <w:p>
+      <w:pPr>
+        <w:spacing w:after="0" w:line="480" w:lineRule="auto"/>
+        <w:jc w:val="both"/>
+        <w:rPr>
+          <w:rFonts w:ascii="Arial" w:hAnsi="Arial" w:cs="Arial"/>
+        </w:rPr>
+      </w:pPr>
+      <w:r>
+        <w:rPr>
+          <w:rFonts w:ascii="Arial" w:hAnsi="Arial" w:cs="Arial"/>
+          <w:b/>
+          <w:bCs/>
+        </w:rPr>
         <w:tab/>
       </w:r>
       <w:r>
@@ -23532,23 +23541,13 @@
         </w:rPr>
         <w:t xml:space="preserve"> </w:t>
       </w:r>
-      <w:proofErr w:type="gramStart"/>
       <w:r>
         <w:rPr>
           <w:rFonts w:ascii="Arial" w:hAnsi="Arial" w:cs="Arial"/>
           <w:bCs/>
           <w:color w:val="000000" w:themeColor="text1"/>
         </w:rPr>
-        <w:t>https://ieomsociety.org/proceedings/2022orlando/521.pdf</w:t>
-      </w:r>
-      <w:proofErr w:type="gramEnd"/>
-      <w:r>
-        <w:rPr>
-          <w:rFonts w:ascii="Arial" w:hAnsi="Arial" w:cs="Arial"/>
-          <w:bCs/>
-          <w:color w:val="000000" w:themeColor="text1"/>
-        </w:rPr>
-        <w:t>?</w:t>
+        <w:t>https://ieomsociety.org/proceedings/2022orlando/521.pdf?</w:t>
       </w:r>
     </w:p>
     <w:p>
@@ -24055,7 +24054,6 @@
         </w:rPr>
         <w:t xml:space="preserve"> </w:t>
       </w:r>
-      <w:proofErr w:type="gramStart"/>
       <w:r>
         <w:rPr>
           <w:rFonts w:ascii="Arial" w:hAnsi="Arial" w:cs="Arial"/>
@@ -24064,7 +24062,6 @@
         </w:rPr>
         <w:t>https://dl.acm.org/doi/fullHtml/10.1145/3564625.3567997</w:t>
       </w:r>
-      <w:proofErr w:type="gramEnd"/>
     </w:p>
     <w:p>
       <w:pPr>
@@ -24532,7 +24529,6 @@
         <w:t xml:space="preserve"> </w:t>
       </w:r>
       <w:proofErr w:type="spellStart"/>
-      <w:proofErr w:type="gramStart"/>
       <w:r>
         <w:rPr>
           <w:rFonts w:ascii="Arial" w:hAnsi="Arial" w:cs="Arial"/>
@@ -24542,7 +24538,6 @@
         <w:t>DevTools</w:t>
       </w:r>
       <w:proofErr w:type="spellEnd"/>
-      <w:proofErr w:type="gramEnd"/>
       <w:r>
         <w:rPr>
           <w:rFonts w:ascii="Arial" w:hAnsi="Arial" w:cs="Arial"/>
